--- a/technical_protection_of_information/практики/2/2026/Документы/45. Акт приёма-передачи оборудования.docx
+++ b/technical_protection_of_information/практики/2/2026/Документы/45. Акт приёма-передачи оборудования.docx
@@ -49,7 +49,7 @@
         <w:jc w:val="both"/>
       </w:pPr>
       <w:r>
-        <w:t>Замечания по внешнему состоянию: отсутствуют. Получатель принимает комплект / помещение для организации деятельности. Индивидуальные документы изготовителей и результаты аттестационных испытаний не выдаются этим актом.</w:t>
+        <w:t>Замечания по внешнему состоянию: отсутствуют. Получатель принимает комплект оборудования для организации деятельности. Индивидуальные документы изготовителей и результаты аттестационных испытаний не выдаются этим актом.</w:t>
       </w:r>
     </w:p>
     <w:p>
